--- a/docs/Предметная_область_и_сущности.docx
+++ b/docs/Предметная_область_и_сущности.docx
@@ -1804,7 +1804,7 @@
         </w:rPr>
         <w:lastRenderedPageBreak/>
         <w:drawing>
-          <wp:inline distT="0" distB="0" distL="0" distR="0" wp14:anchorId="2367A1A7" wp14:editId="59B1411C">
+          <wp:inline distT="0" distB="0" distL="0" distR="0" wp14:anchorId="2E70E553" wp14:editId="3C1A5ED2">
             <wp:extent cx="5616000" cy="3729202"/>
             <wp:effectExtent l="0" t="0" r="0" b="0"/>
             <wp:docPr id="1" name="Picture 1"/>
@@ -2915,7 +2915,7 @@
           <w:noProof/>
         </w:rPr>
         <w:drawing>
-          <wp:inline distT="0" distB="0" distL="0" distR="0" wp14:anchorId="001BA6EB" wp14:editId="3FDF2D62">
+          <wp:inline distT="0" distB="0" distL="0" distR="0" wp14:anchorId="5AB46492" wp14:editId="55831D6A">
             <wp:extent cx="5616000" cy="3618213"/>
             <wp:effectExtent l="0" t="0" r="0" b="0"/>
             <wp:docPr id="2" name="Picture 2"/>
@@ -4011,7 +4011,7 @@
           <w:noProof/>
         </w:rPr>
         <w:drawing>
-          <wp:inline distT="0" distB="0" distL="0" distR="0" wp14:anchorId="6FDCE24A" wp14:editId="07E2295F">
+          <wp:inline distT="0" distB="0" distL="0" distR="0" wp14:anchorId="220C4653" wp14:editId="4BF29752">
             <wp:extent cx="5472000" cy="3309154"/>
             <wp:effectExtent l="0" t="0" r="0" b="0"/>
             <wp:docPr id="3" name="Picture 3"/>
@@ -4596,7 +4596,7 @@
           <w:noProof/>
         </w:rPr>
         <w:drawing>
-          <wp:inline distT="0" distB="0" distL="0" distR="0" wp14:anchorId="0A59D7FD" wp14:editId="33BFBA69">
+          <wp:inline distT="0" distB="0" distL="0" distR="0" wp14:anchorId="34A41555" wp14:editId="15D330FA">
             <wp:extent cx="5616000" cy="3507225"/>
             <wp:effectExtent l="0" t="0" r="0" b="0"/>
             <wp:docPr id="4" name="Picture 4"/>
@@ -17490,7 +17490,7 @@
         </w:rPr>
         <w:lastRenderedPageBreak/>
         <w:drawing>
-          <wp:inline distT="0" distB="0" distL="0" distR="0" wp14:anchorId="5D5F1C25" wp14:editId="24C794A7">
+          <wp:inline distT="0" distB="0" distL="0" distR="0" wp14:anchorId="620AAB27" wp14:editId="4E54EA2F">
             <wp:extent cx="5616000" cy="3840190"/>
             <wp:effectExtent l="0" t="0" r="0" b="0"/>
             <wp:docPr id="5" name="Picture 5"/>
@@ -20360,31 +20360,31 @@
       </w:rPr>
     </w:lvl>
   </w:abstractNum>
-  <w:num w:numId="1" w16cid:durableId="733817249">
+  <w:num w:numId="1" w16cid:durableId="1814831150">
     <w:abstractNumId w:val="8"/>
   </w:num>
-  <w:num w:numId="2" w16cid:durableId="581334123">
+  <w:num w:numId="2" w16cid:durableId="338041729">
     <w:abstractNumId w:val="6"/>
   </w:num>
-  <w:num w:numId="3" w16cid:durableId="1621257028">
+  <w:num w:numId="3" w16cid:durableId="584729616">
     <w:abstractNumId w:val="5"/>
   </w:num>
-  <w:num w:numId="4" w16cid:durableId="723410713">
+  <w:num w:numId="4" w16cid:durableId="530722925">
     <w:abstractNumId w:val="4"/>
   </w:num>
-  <w:num w:numId="5" w16cid:durableId="1210610112">
+  <w:num w:numId="5" w16cid:durableId="1488355249">
     <w:abstractNumId w:val="7"/>
   </w:num>
-  <w:num w:numId="6" w16cid:durableId="457186013">
+  <w:num w:numId="6" w16cid:durableId="1790734682">
     <w:abstractNumId w:val="3"/>
   </w:num>
-  <w:num w:numId="7" w16cid:durableId="676276523">
+  <w:num w:numId="7" w16cid:durableId="1948852097">
     <w:abstractNumId w:val="2"/>
   </w:num>
-  <w:num w:numId="8" w16cid:durableId="1110315968">
+  <w:num w:numId="8" w16cid:durableId="639454793">
     <w:abstractNumId w:val="1"/>
   </w:num>
-  <w:num w:numId="9" w16cid:durableId="1201629878">
+  <w:num w:numId="9" w16cid:durableId="959603333">
     <w:abstractNumId w:val="0"/>
   </w:num>
 </w:numbering>
